--- a/Day_23_Do_Now.docx
+++ b/Day_23_Do_Now.docx
@@ -28,7 +28,6 @@
         <w:t>Name: _____________________________________     Date: _____________</w:t>
       </w:r>
     </w:p>
-    <w:p/>
     <w:tbl>
       <w:tblPr>
         <w:tblStyle w:val="TableGrid"/>
@@ -36,12 +35,12 @@
         <w:tblLook w:firstColumn="1" w:firstRow="1" w:lastColumn="0" w:lastRow="0" w:noHBand="0" w:noVBand="1" w:val="04A0"/>
       </w:tblPr>
       <w:tblGrid>
-        <w:gridCol w:w="9648"/>
+        <w:gridCol w:w="9936"/>
       </w:tblGrid>
       <w:tr>
         <w:tc>
           <w:tcPr>
-            <w:tcW w:type="dxa" w:w="9648"/>
+            <w:tcW w:type="dxa" w:w="9936"/>
           </w:tcPr>
           <w:p>
             <w:r/>
@@ -49,17 +48,17 @@
               <w:rPr>
                 <w:b/>
               </w:rPr>
-              <w:t>✍️  5 minutes. Silent. Pencil only. No Desmos.</w:t>
+              <w:t>[DOK 1]  •  5 minutes  •  Silent  •  Pencil only  •  No Desmos</w:t>
             </w:r>
           </w:p>
           <w:p>
             <w:r>
-              <w:t>Use the graph shown on the board (Savvas Lesson Quiz Q4).</w:t>
+              <w:t>Savvas Lesson Quiz Q4 (multiple-choice).  Circle ONE letter.</w:t>
             </w:r>
           </w:p>
           <w:p>
             <w:r>
-              <w:t>Find each zero and its multiplicity, and describe what the graph does at each zero.</w:t>
+              <w:t>Then in your own words, explain how you know.</w:t>
             </w:r>
           </w:p>
         </w:tc>
@@ -80,7 +79,52 @@
         <w:rPr>
           <w:i/>
         </w:rPr>
-        <w:t>What are the zeros and their multiplicities for the function y = x³ + 3x² + x + 3, shown in the graph?</w:t>
+        <w:t>What are the zeros and their multiplicities for the function</w:t>
+      </w:r>
+    </w:p>
+    <w:p>
+      <w:r>
+        <w:rPr>
+          <w:i/>
+        </w:rPr>
+        <w:t xml:space="preserve">    y = x³ + 3x² + x + 3,  shown in the graph?</w:t>
+      </w:r>
+    </w:p>
+    <w:p/>
+    <w:p>
+      <w:r>
+        <w:drawing>
+          <wp:inline xmlns:a="http://schemas.openxmlformats.org/drawingml/2006/main" xmlns:pic="http://schemas.openxmlformats.org/drawingml/2006/picture">
+            <wp:extent cx="3017520" cy="3346866"/>
+            <wp:docPr id="1" name="Picture 1"/>
+            <wp:cNvGraphicFramePr>
+              <a:graphicFrameLocks noChangeAspect="1"/>
+            </wp:cNvGraphicFramePr>
+            <a:graphic>
+              <a:graphicData uri="http://schemas.openxmlformats.org/drawingml/2006/picture">
+                <pic:pic>
+                  <pic:nvPicPr>
+                    <pic:cNvPr id="0" name="3-5_lq_q4_answer.png"/>
+                    <pic:cNvPicPr/>
+                  </pic:nvPicPr>
+                  <pic:blipFill>
+                    <a:blip r:embed="rId9"/>
+                    <a:stretch>
+                      <a:fillRect/>
+                    </a:stretch>
+                  </pic:blipFill>
+                  <pic:spPr>
+                    <a:xfrm>
+                      <a:off x="0" y="0"/>
+                      <a:ext cx="3017520" cy="3346866"/>
+                    </a:xfrm>
+                    <a:prstGeom prst="rect"/>
+                  </pic:spPr>
+                </pic:pic>
+              </a:graphicData>
+            </a:graphic>
+          </wp:inline>
+        </w:drawing>
       </w:r>
     </w:p>
     <w:p/>
@@ -90,22 +134,7 @@
           <w:b/>
           <w:sz w:val="24"/>
         </w:rPr>
-        <w:t>Zeros and their multiplicities:</w:t>
-      </w:r>
-    </w:p>
-    <w:p>
-      <w:r>
-        <w:t>______________________________________________________________</w:t>
-      </w:r>
-    </w:p>
-    <w:p>
-      <w:r>
-        <w:t>______________________________________________________________</w:t>
-      </w:r>
-    </w:p>
-    <w:p>
-      <w:r>
-        <w:t>______________________________________________________________</w:t>
+        <w:t>Your answer: A  /  B  /  C  /  D</w:t>
       </w:r>
     </w:p>
     <w:p/>
@@ -115,7 +144,7 @@
           <w:b/>
           <w:sz w:val="24"/>
         </w:rPr>
-        <w:t>Behavior at each zero:</w:t>
+        <w:t>Explain how you know (1 sentence):</w:t>
       </w:r>
     </w:p>
     <w:p>
@@ -135,7 +164,7 @@
     </w:p>
     <w:sectPr>
       <w:pgSz w:w="12240" w:h="15840"/>
-      <w:pgMar w:top="1008" w:right="1296" w:bottom="1008" w:left="1296" w:header="720" w:footer="720" w:gutter="0"/>
+      <w:pgMar w:top="864" w:right="1152" w:bottom="864" w:left="1152" w:header="720" w:footer="720" w:gutter="0"/>
       <w:cols w:space="720"/>
       <w:docGrid w:linePitch="360"/>
     </w:sectPr>

--- a/Day_23_Do_Now.docx
+++ b/Day_23_Do_Now.docx
@@ -95,7 +95,7 @@
       <w:r>
         <w:drawing>
           <wp:inline xmlns:a="http://schemas.openxmlformats.org/drawingml/2006/main" xmlns:pic="http://schemas.openxmlformats.org/drawingml/2006/picture">
-            <wp:extent cx="3017520" cy="3346866"/>
+            <wp:extent cx="3291840" cy="2764364"/>
             <wp:docPr id="1" name="Picture 1"/>
             <wp:cNvGraphicFramePr>
               <a:graphicFrameLocks noChangeAspect="1"/>
@@ -104,7 +104,7 @@
               <a:graphicData uri="http://schemas.openxmlformats.org/drawingml/2006/picture">
                 <pic:pic>
                   <pic:nvPicPr>
-                    <pic:cNvPr id="0" name="3-5_lq_q4_answer.png"/>
+                    <pic:cNvPr id="0" name="lq_q4_student_graph.png"/>
                     <pic:cNvPicPr/>
                   </pic:nvPicPr>
                   <pic:blipFill>
@@ -116,7 +116,7 @@
                   <pic:spPr>
                     <a:xfrm>
                       <a:off x="0" y="0"/>
-                      <a:ext cx="3017520" cy="3346866"/>
+                      <a:ext cx="3291840" cy="2764364"/>
                     </a:xfrm>
                     <a:prstGeom prst="rect"/>
                   </pic:spPr>
@@ -134,7 +134,39 @@
           <w:b/>
           <w:sz w:val="24"/>
         </w:rPr>
-        <w:t>Your answer: A  /  B  /  C  /  D</w:t>
+        <w:t>Circle one:</w:t>
+      </w:r>
+    </w:p>
+    <w:p>
+      <w:r>
+        <w:rPr>
+          <w:sz w:val="22"/>
+        </w:rPr>
+        <w:t xml:space="preserve">    (A)  −3, −1, and 1, each multiplicity 1</w:t>
+      </w:r>
+    </w:p>
+    <w:p>
+      <w:r>
+        <w:rPr>
+          <w:sz w:val="22"/>
+        </w:rPr>
+        <w:t xml:space="preserve">    (B)  −3, multiplicity 1</w:t>
+      </w:r>
+    </w:p>
+    <w:p>
+      <w:r>
+        <w:rPr>
+          <w:sz w:val="22"/>
+        </w:rPr>
+        <w:t xml:space="preserve">    (C)  3, multiplicity 2</w:t>
+      </w:r>
+    </w:p>
+    <w:p>
+      <w:r>
+        <w:rPr>
+          <w:sz w:val="22"/>
+        </w:rPr>
+        <w:t xml:space="preserve">    (D)  −3, multiplicity 3</w:t>
       </w:r>
     </w:p>
     <w:p/>
